--- a/CSCI 330 Carrier Module One AI Usage Report.docx
+++ b/CSCI 330 Carrier Module One AI Usage Report.docx
@@ -766,19 +766,7 @@
         <w:rPr>
           <w:rFonts w:ascii="Times New Roman" w:hAnsi="Times New Roman" w:cs="Times New Roman"/>
         </w:rPr>
-        <w:t xml:space="preserve"> </w:t>
-      </w:r>
-      <w:r>
-        <w:rPr>
-          <w:rFonts w:ascii="Times New Roman" w:hAnsi="Times New Roman" w:cs="Times New Roman"/>
-        </w:rPr>
-        <w:t>More i</w:t>
-      </w:r>
-      <w:r>
-        <w:rPr>
-          <w:rFonts w:ascii="Times New Roman" w:hAnsi="Times New Roman" w:cs="Times New Roman"/>
-        </w:rPr>
-        <w:t>nformation about IDs</w:t>
+        <w:t xml:space="preserve"> More information about IDs</w:t>
       </w:r>
     </w:p>
     <w:p>
@@ -822,13 +810,7 @@
         <w:rPr>
           <w:rFonts w:ascii="Times New Roman" w:hAnsi="Times New Roman" w:cs="Times New Roman"/>
         </w:rPr>
-        <w:t xml:space="preserve"> </w:t>
-      </w:r>
-      <w:r>
-        <w:rPr>
-          <w:rFonts w:ascii="Times New Roman" w:hAnsi="Times New Roman" w:cs="Times New Roman"/>
-        </w:rPr>
-        <w:t>Do ids have to be unique across all pages?</w:t>
+        <w:t xml:space="preserve"> Do ids have to be unique across all pages?</w:t>
       </w:r>
     </w:p>
     <w:p>
@@ -850,13 +832,7 @@
         <w:rPr>
           <w:rFonts w:ascii="Times New Roman" w:hAnsi="Times New Roman" w:cs="Times New Roman"/>
         </w:rPr>
-        <w:t xml:space="preserve"> </w:t>
-      </w:r>
-      <w:r>
-        <w:rPr>
-          <w:rFonts w:ascii="Times New Roman" w:hAnsi="Times New Roman" w:cs="Times New Roman"/>
-        </w:rPr>
-        <w:t xml:space="preserve">No, ids only need to be unique </w:t>
+        <w:t xml:space="preserve"> No, ids only need to be unique </w:t>
       </w:r>
       <w:r>
         <w:rPr>
@@ -943,13 +919,7 @@
         <w:rPr>
           <w:rFonts w:ascii="Times New Roman" w:hAnsi="Times New Roman" w:cs="Times New Roman"/>
         </w:rPr>
-        <w:t xml:space="preserve"> </w:t>
-      </w:r>
-      <w:r>
-        <w:rPr>
-          <w:rFonts w:ascii="Times New Roman" w:hAnsi="Times New Roman" w:cs="Times New Roman"/>
-        </w:rPr>
-        <w:t xml:space="preserve">Understand </w:t>
+        <w:t xml:space="preserve"> Understand </w:t>
       </w:r>
       <w:r>
         <w:rPr>
@@ -1121,19 +1091,7 @@
         <w:rPr>
           <w:rFonts w:ascii="Times New Roman" w:hAnsi="Times New Roman" w:cs="Times New Roman"/>
         </w:rPr>
-        <w:t xml:space="preserve"> </w:t>
-      </w:r>
-      <w:r>
-        <w:rPr>
-          <w:rFonts w:ascii="Times New Roman" w:hAnsi="Times New Roman" w:cs="Times New Roman"/>
-        </w:rPr>
-        <w:t>More i</w:t>
-      </w:r>
-      <w:r>
-        <w:rPr>
-          <w:rFonts w:ascii="Times New Roman" w:hAnsi="Times New Roman" w:cs="Times New Roman"/>
-        </w:rPr>
-        <w:t>nformation about IDs</w:t>
+        <w:t xml:space="preserve"> More information about IDs</w:t>
       </w:r>
     </w:p>
     <w:p>
@@ -1177,13 +1135,7 @@
         <w:rPr>
           <w:rFonts w:ascii="Times New Roman" w:hAnsi="Times New Roman" w:cs="Times New Roman"/>
         </w:rPr>
-        <w:t xml:space="preserve"> </w:t>
-      </w:r>
-      <w:r>
-        <w:rPr>
-          <w:rFonts w:ascii="Times New Roman" w:hAnsi="Times New Roman" w:cs="Times New Roman"/>
-        </w:rPr>
-        <w:t>Can id attributes contain spaces?</w:t>
+        <w:t xml:space="preserve"> Can id attributes contain spaces?</w:t>
       </w:r>
     </w:p>
     <w:p>
@@ -1297,6 +1249,12 @@
         </w:rPr>
         <w:t xml:space="preserve"> </w:t>
       </w:r>
+      <w:r>
+        <w:rPr>
+          <w:rFonts w:ascii="Times New Roman" w:hAnsi="Times New Roman" w:cs="Times New Roman"/>
+        </w:rPr>
+        <w:t>ChatGPT</w:t>
+      </w:r>
     </w:p>
     <w:p>
       <w:pPr>
@@ -1319,6 +1277,12 @@
         </w:rPr>
         <w:t xml:space="preserve"> </w:t>
       </w:r>
+      <w:r>
+        <w:rPr>
+          <w:rFonts w:ascii="Times New Roman" w:hAnsi="Times New Roman" w:cs="Times New Roman"/>
+        </w:rPr>
+        <w:t>getting started with CSS</w:t>
+      </w:r>
     </w:p>
     <w:p>
       <w:pPr>
@@ -1341,6 +1305,12 @@
         </w:rPr>
         <w:t xml:space="preserve"> </w:t>
       </w:r>
+      <w:r>
+        <w:rPr>
+          <w:rFonts w:ascii="Times New Roman" w:hAnsi="Times New Roman" w:cs="Times New Roman"/>
+        </w:rPr>
+        <w:t>moduleOne.css</w:t>
+      </w:r>
     </w:p>
     <w:p>
       <w:pPr>
@@ -1363,6 +1333,12 @@
         </w:rPr>
         <w:t xml:space="preserve"> </w:t>
       </w:r>
+      <w:r>
+        <w:rPr>
+          <w:rFonts w:ascii="Times New Roman" w:hAnsi="Times New Roman" w:cs="Times New Roman"/>
+        </w:rPr>
+        <w:t>how do I start a CSS file?</w:t>
+      </w:r>
     </w:p>
     <w:p>
       <w:pPr>
@@ -1385,14 +1361,36 @@
         </w:rPr>
         <w:t xml:space="preserve"> </w:t>
       </w:r>
-    </w:p>
-    <w:p>
-      <w:pPr>
-        <w:spacing w:line="480" w:lineRule="auto"/>
-        <w:rPr>
-          <w:rFonts w:ascii="Times New Roman" w:hAnsi="Times New Roman" w:cs="Times New Roman"/>
-          <w:b/>
-          <w:bCs/>
+      <w:r>
+        <w:rPr>
+          <w:rFonts w:ascii="Times New Roman" w:hAnsi="Times New Roman" w:cs="Times New Roman"/>
+        </w:rPr>
+        <w:t xml:space="preserve">To start a CSS, </w:t>
+      </w:r>
+      <w:r>
+        <w:rPr>
+          <w:rFonts w:ascii="Times New Roman" w:hAnsi="Times New Roman" w:cs="Times New Roman"/>
+        </w:rPr>
+        <w:t xml:space="preserve">you just have to create a file ending with .css. From there, you can </w:t>
+      </w:r>
+      <w:r>
+        <w:rPr>
+          <w:rFonts w:ascii="Times New Roman" w:hAnsi="Times New Roman" w:cs="Times New Roman"/>
+        </w:rPr>
+        <w:t xml:space="preserve">write all of your style rules. To see the sheet applied to your HTML files, use the &lt;link&gt; tags </w:t>
+      </w:r>
+      <w:r>
+        <w:rPr>
+          <w:rFonts w:ascii="Times New Roman" w:hAnsi="Times New Roman" w:cs="Times New Roman"/>
+        </w:rPr>
+        <w:t xml:space="preserve">in the &lt;head&gt; element. </w:t>
+      </w:r>
+    </w:p>
+    <w:p>
+      <w:pPr>
+        <w:spacing w:line="480" w:lineRule="auto"/>
+        <w:rPr>
+          <w:rFonts w:ascii="Times New Roman" w:hAnsi="Times New Roman" w:cs="Times New Roman"/>
         </w:rPr>
       </w:pPr>
       <w:r>
@@ -1410,6 +1408,18 @@
           <w:bCs/>
         </w:rPr>
         <w:t xml:space="preserve"> </w:t>
+      </w:r>
+      <w:r>
+        <w:rPr>
+          <w:rFonts w:ascii="Times New Roman" w:hAnsi="Times New Roman" w:cs="Times New Roman"/>
+        </w:rPr>
+        <w:t xml:space="preserve"> I used this response directly to create and start my CSS sheet. I didn’t copy anything from the AI model, but I used all the principles it stated to </w:t>
+      </w:r>
+      <w:r>
+        <w:rPr>
+          <w:rFonts w:ascii="Times New Roman" w:hAnsi="Times New Roman" w:cs="Times New Roman"/>
+        </w:rPr>
+        <w:t xml:space="preserve">get started on the CSS sheet. </w:t>
       </w:r>
     </w:p>
     <w:p>
@@ -1451,6 +1461,12 @@
         </w:rPr>
         <w:t xml:space="preserve"> </w:t>
       </w:r>
+      <w:r>
+        <w:rPr>
+          <w:rFonts w:ascii="Times New Roman" w:hAnsi="Times New Roman" w:cs="Times New Roman"/>
+        </w:rPr>
+        <w:t>ChatGPT</w:t>
+      </w:r>
     </w:p>
     <w:p>
       <w:pPr>
@@ -1473,6 +1489,12 @@
         </w:rPr>
         <w:t xml:space="preserve"> </w:t>
       </w:r>
+      <w:r>
+        <w:rPr>
+          <w:rFonts w:ascii="Times New Roman" w:hAnsi="Times New Roman" w:cs="Times New Roman"/>
+        </w:rPr>
+        <w:t>Editing fonts to practice with CSS</w:t>
+      </w:r>
     </w:p>
     <w:p>
       <w:pPr>
@@ -1495,6 +1517,12 @@
         </w:rPr>
         <w:t xml:space="preserve"> </w:t>
       </w:r>
+      <w:r>
+        <w:rPr>
+          <w:rFonts w:ascii="Times New Roman" w:hAnsi="Times New Roman" w:cs="Times New Roman"/>
+        </w:rPr>
+        <w:t>moduleOne.css</w:t>
+      </w:r>
     </w:p>
     <w:p>
       <w:pPr>
@@ -1517,6 +1545,12 @@
         </w:rPr>
         <w:t xml:space="preserve"> </w:t>
       </w:r>
+      <w:r>
+        <w:rPr>
+          <w:rFonts w:ascii="Times New Roman" w:hAnsi="Times New Roman" w:cs="Times New Roman"/>
+        </w:rPr>
+        <w:t>Suggest some fonts (provide the names that a browser would recognize) for my course registration site</w:t>
+      </w:r>
     </w:p>
     <w:p>
       <w:pPr>
@@ -1539,6 +1573,18 @@
         </w:rPr>
         <w:t xml:space="preserve"> </w:t>
       </w:r>
+      <w:r>
+        <w:rPr>
+          <w:rFonts w:ascii="Times New Roman" w:hAnsi="Times New Roman" w:cs="Times New Roman"/>
+        </w:rPr>
+        <w:t xml:space="preserve">The model suggested multiple </w:t>
+      </w:r>
+      <w:r>
+        <w:rPr>
+          <w:rFonts w:ascii="Times New Roman" w:hAnsi="Times New Roman" w:cs="Times New Roman"/>
+        </w:rPr>
+        <w:t xml:space="preserve">fonts that would give the page a polished, academic feel. </w:t>
+      </w:r>
     </w:p>
     <w:p>
       <w:pPr>
@@ -1555,6 +1601,398 @@
         </w:rPr>
         <w:t>How was the response used (directly, modified, discarded)? Explain.</w:t>
       </w:r>
+      <w:r>
+        <w:rPr>
+          <w:rFonts w:ascii="Times New Roman" w:hAnsi="Times New Roman" w:cs="Times New Roman"/>
+          <w:b/>
+          <w:bCs/>
+        </w:rPr>
+        <w:t xml:space="preserve"> </w:t>
+      </w:r>
+      <w:r>
+        <w:rPr>
+          <w:rFonts w:ascii="Times New Roman" w:hAnsi="Times New Roman" w:cs="Times New Roman"/>
+        </w:rPr>
+        <w:t xml:space="preserve">I used some of the suggested fonts to create a font-family </w:t>
+      </w:r>
+      <w:r>
+        <w:rPr>
+          <w:rFonts w:ascii="Times New Roman" w:hAnsi="Times New Roman" w:cs="Times New Roman"/>
+        </w:rPr>
+        <w:t>property.</w:t>
+      </w:r>
+    </w:p>
+    <w:p>
+      <w:pPr>
+        <w:rPr>
+          <w:rFonts w:ascii="Times New Roman" w:hAnsi="Times New Roman" w:cs="Times New Roman"/>
+        </w:rPr>
+      </w:pPr>
+      <w:r>
+        <w:rPr>
+          <w:rFonts w:ascii="Times New Roman" w:hAnsi="Times New Roman" w:cs="Times New Roman"/>
+        </w:rPr>
+        <w:br w:type="page"/>
+      </w:r>
+    </w:p>
+    <w:p>
+      <w:pPr>
+        <w:spacing w:line="480" w:lineRule="auto"/>
+        <w:rPr>
+          <w:rFonts w:ascii="Times New Roman" w:hAnsi="Times New Roman" w:cs="Times New Roman"/>
+        </w:rPr>
+      </w:pPr>
+      <w:r>
+        <w:rPr>
+          <w:rFonts w:ascii="Times New Roman" w:hAnsi="Times New Roman" w:cs="Times New Roman"/>
+          <w:b/>
+          <w:bCs/>
+        </w:rPr>
+        <w:lastRenderedPageBreak/>
+        <w:t>AI Tool used:</w:t>
+      </w:r>
+      <w:r>
+        <w:rPr>
+          <w:rFonts w:ascii="Times New Roman" w:hAnsi="Times New Roman" w:cs="Times New Roman"/>
+        </w:rPr>
+        <w:t xml:space="preserve"> </w:t>
+      </w:r>
+      <w:r>
+        <w:rPr>
+          <w:rFonts w:ascii="Times New Roman" w:hAnsi="Times New Roman" w:cs="Times New Roman"/>
+        </w:rPr>
+        <w:t>ChatGPT</w:t>
+      </w:r>
+    </w:p>
+    <w:p>
+      <w:pPr>
+        <w:spacing w:line="480" w:lineRule="auto"/>
+        <w:rPr>
+          <w:rFonts w:ascii="Times New Roman" w:hAnsi="Times New Roman" w:cs="Times New Roman"/>
+        </w:rPr>
+      </w:pPr>
+      <w:r>
+        <w:rPr>
+          <w:rFonts w:ascii="Times New Roman" w:hAnsi="Times New Roman" w:cs="Times New Roman"/>
+          <w:b/>
+          <w:bCs/>
+        </w:rPr>
+        <w:t>Task being performed:</w:t>
+      </w:r>
+      <w:r>
+        <w:rPr>
+          <w:rFonts w:ascii="Times New Roman" w:hAnsi="Times New Roman" w:cs="Times New Roman"/>
+        </w:rPr>
+        <w:t xml:space="preserve"> </w:t>
+      </w:r>
+      <w:r>
+        <w:rPr>
+          <w:rFonts w:ascii="Times New Roman" w:hAnsi="Times New Roman" w:cs="Times New Roman"/>
+        </w:rPr>
+        <w:t>Getting started with the CSS development process</w:t>
+      </w:r>
+    </w:p>
+    <w:p>
+      <w:pPr>
+        <w:spacing w:line="480" w:lineRule="auto"/>
+        <w:rPr>
+          <w:rFonts w:ascii="Times New Roman" w:hAnsi="Times New Roman" w:cs="Times New Roman"/>
+        </w:rPr>
+      </w:pPr>
+      <w:r>
+        <w:rPr>
+          <w:rFonts w:ascii="Times New Roman" w:hAnsi="Times New Roman" w:cs="Times New Roman"/>
+          <w:b/>
+          <w:bCs/>
+        </w:rPr>
+        <w:t>File associated with task:</w:t>
+      </w:r>
+      <w:r>
+        <w:rPr>
+          <w:rFonts w:ascii="Times New Roman" w:hAnsi="Times New Roman" w:cs="Times New Roman"/>
+        </w:rPr>
+        <w:t xml:space="preserve"> </w:t>
+      </w:r>
+      <w:r>
+        <w:rPr>
+          <w:rFonts w:ascii="Times New Roman" w:hAnsi="Times New Roman" w:cs="Times New Roman"/>
+        </w:rPr>
+        <w:t>moduleOne.css</w:t>
+      </w:r>
+    </w:p>
+    <w:p>
+      <w:pPr>
+        <w:spacing w:line="480" w:lineRule="auto"/>
+        <w:rPr>
+          <w:rFonts w:ascii="Times New Roman" w:hAnsi="Times New Roman" w:cs="Times New Roman"/>
+        </w:rPr>
+      </w:pPr>
+      <w:r>
+        <w:rPr>
+          <w:rFonts w:ascii="Times New Roman" w:hAnsi="Times New Roman" w:cs="Times New Roman"/>
+          <w:b/>
+          <w:bCs/>
+        </w:rPr>
+        <w:t>Prompt/question provided:</w:t>
+      </w:r>
+      <w:r>
+        <w:rPr>
+          <w:rFonts w:ascii="Times New Roman" w:hAnsi="Times New Roman" w:cs="Times New Roman"/>
+        </w:rPr>
+        <w:t xml:space="preserve"> </w:t>
+      </w:r>
+      <w:r>
+        <w:rPr>
+          <w:rFonts w:ascii="Times New Roman" w:hAnsi="Times New Roman" w:cs="Times New Roman"/>
+        </w:rPr>
+        <w:t>I'm feeling a little overwhelmed by all the possibilities of CSS. I don't really know what I want my site to look like yet, so I don't know what properties to include in each of my selectors. Can you provide some suggestions on how to progress through CSS development?</w:t>
+      </w:r>
+    </w:p>
+    <w:p>
+      <w:pPr>
+        <w:spacing w:line="480" w:lineRule="auto"/>
+        <w:rPr>
+          <w:rFonts w:ascii="Times New Roman" w:hAnsi="Times New Roman" w:cs="Times New Roman"/>
+        </w:rPr>
+      </w:pPr>
+      <w:r>
+        <w:rPr>
+          <w:rFonts w:ascii="Times New Roman" w:hAnsi="Times New Roman" w:cs="Times New Roman"/>
+          <w:b/>
+          <w:bCs/>
+        </w:rPr>
+        <w:t>Summary of the response:</w:t>
+      </w:r>
+      <w:r>
+        <w:rPr>
+          <w:rFonts w:ascii="Times New Roman" w:hAnsi="Times New Roman" w:cs="Times New Roman"/>
+        </w:rPr>
+        <w:t xml:space="preserve"> </w:t>
+      </w:r>
+      <w:r>
+        <w:rPr>
+          <w:rFonts w:ascii="Times New Roman" w:hAnsi="Times New Roman" w:cs="Times New Roman"/>
+        </w:rPr>
+        <w:t xml:space="preserve">The model suggested a simple 6-stage process I can try to follow to create my CSS. </w:t>
+      </w:r>
+      <w:r>
+        <w:rPr>
+          <w:rFonts w:ascii="Times New Roman" w:hAnsi="Times New Roman" w:cs="Times New Roman"/>
+        </w:rPr>
+        <w:t xml:space="preserve">The stages are: structure, layout, typography, color, spacing, and details (in that order). It also provided me with some sample code and questions to consider about my desires for each page/element. </w:t>
+      </w:r>
+    </w:p>
+    <w:p>
+      <w:pPr>
+        <w:spacing w:line="480" w:lineRule="auto"/>
+        <w:rPr>
+          <w:rFonts w:ascii="Times New Roman" w:hAnsi="Times New Roman" w:cs="Times New Roman"/>
+        </w:rPr>
+      </w:pPr>
+      <w:r>
+        <w:rPr>
+          <w:rFonts w:ascii="Times New Roman" w:hAnsi="Times New Roman" w:cs="Times New Roman"/>
+          <w:b/>
+          <w:bCs/>
+        </w:rPr>
+        <w:t>How was the response used (directly, modified, discarded)? Explain.</w:t>
+      </w:r>
+      <w:r>
+        <w:rPr>
+          <w:rFonts w:ascii="Times New Roman" w:hAnsi="Times New Roman" w:cs="Times New Roman"/>
+          <w:b/>
+          <w:bCs/>
+        </w:rPr>
+        <w:t xml:space="preserve"> </w:t>
+      </w:r>
+      <w:r>
+        <w:rPr>
+          <w:rFonts w:ascii="Times New Roman" w:hAnsi="Times New Roman" w:cs="Times New Roman"/>
+        </w:rPr>
+        <w:t xml:space="preserve">I applied the ideas and suggestions </w:t>
+      </w:r>
+      <w:r>
+        <w:rPr>
+          <w:rFonts w:ascii="Times New Roman" w:hAnsi="Times New Roman" w:cs="Times New Roman"/>
+        </w:rPr>
+        <w:t xml:space="preserve">to my CSS </w:t>
+      </w:r>
+      <w:r>
+        <w:rPr>
+          <w:rFonts w:ascii="Times New Roman" w:hAnsi="Times New Roman" w:cs="Times New Roman"/>
+        </w:rPr>
+        <w:t>by</w:t>
+      </w:r>
+      <w:r>
+        <w:rPr>
+          <w:rFonts w:ascii="Times New Roman" w:hAnsi="Times New Roman" w:cs="Times New Roman"/>
+        </w:rPr>
+        <w:t xml:space="preserve"> us</w:t>
+      </w:r>
+      <w:r>
+        <w:rPr>
+          <w:rFonts w:ascii="Times New Roman" w:hAnsi="Times New Roman" w:cs="Times New Roman"/>
+        </w:rPr>
+        <w:t>ing</w:t>
+      </w:r>
+      <w:r>
+        <w:rPr>
+          <w:rFonts w:ascii="Times New Roman" w:hAnsi="Times New Roman" w:cs="Times New Roman"/>
+        </w:rPr>
+        <w:t xml:space="preserve"> the logical flow suggestion to help me make a plan of attack for developing the sheet. </w:t>
+      </w:r>
+    </w:p>
+    <w:p>
+      <w:pPr>
+        <w:rPr>
+          <w:rFonts w:ascii="Times New Roman" w:hAnsi="Times New Roman" w:cs="Times New Roman"/>
+          <w:b/>
+          <w:bCs/>
+        </w:rPr>
+      </w:pPr>
+      <w:r>
+        <w:rPr>
+          <w:rFonts w:ascii="Times New Roman" w:hAnsi="Times New Roman" w:cs="Times New Roman"/>
+          <w:b/>
+          <w:bCs/>
+        </w:rPr>
+        <w:br w:type="page"/>
+      </w:r>
+    </w:p>
+    <w:p>
+      <w:pPr>
+        <w:spacing w:line="480" w:lineRule="auto"/>
+        <w:rPr>
+          <w:rFonts w:ascii="Times New Roman" w:hAnsi="Times New Roman" w:cs="Times New Roman"/>
+        </w:rPr>
+      </w:pPr>
+      <w:r>
+        <w:rPr>
+          <w:rFonts w:ascii="Times New Roman" w:hAnsi="Times New Roman" w:cs="Times New Roman"/>
+          <w:b/>
+          <w:bCs/>
+        </w:rPr>
+        <w:lastRenderedPageBreak/>
+        <w:t>AI Tool used:</w:t>
+      </w:r>
+      <w:r>
+        <w:rPr>
+          <w:rFonts w:ascii="Times New Roman" w:hAnsi="Times New Roman" w:cs="Times New Roman"/>
+        </w:rPr>
+        <w:t xml:space="preserve"> </w:t>
+      </w:r>
+    </w:p>
+    <w:p>
+      <w:pPr>
+        <w:spacing w:line="480" w:lineRule="auto"/>
+        <w:rPr>
+          <w:rFonts w:ascii="Times New Roman" w:hAnsi="Times New Roman" w:cs="Times New Roman"/>
+        </w:rPr>
+      </w:pPr>
+      <w:r>
+        <w:rPr>
+          <w:rFonts w:ascii="Times New Roman" w:hAnsi="Times New Roman" w:cs="Times New Roman"/>
+          <w:b/>
+          <w:bCs/>
+        </w:rPr>
+        <w:t>Task being performed:</w:t>
+      </w:r>
+      <w:r>
+        <w:rPr>
+          <w:rFonts w:ascii="Times New Roman" w:hAnsi="Times New Roman" w:cs="Times New Roman"/>
+        </w:rPr>
+        <w:t xml:space="preserve"> </w:t>
+      </w:r>
+    </w:p>
+    <w:p>
+      <w:pPr>
+        <w:spacing w:line="480" w:lineRule="auto"/>
+        <w:rPr>
+          <w:rFonts w:ascii="Times New Roman" w:hAnsi="Times New Roman" w:cs="Times New Roman"/>
+        </w:rPr>
+      </w:pPr>
+      <w:r>
+        <w:rPr>
+          <w:rFonts w:ascii="Times New Roman" w:hAnsi="Times New Roman" w:cs="Times New Roman"/>
+          <w:b/>
+          <w:bCs/>
+        </w:rPr>
+        <w:t>File associated with task:</w:t>
+      </w:r>
+      <w:r>
+        <w:rPr>
+          <w:rFonts w:ascii="Times New Roman" w:hAnsi="Times New Roman" w:cs="Times New Roman"/>
+        </w:rPr>
+        <w:t xml:space="preserve"> </w:t>
+      </w:r>
+    </w:p>
+    <w:p>
+      <w:pPr>
+        <w:spacing w:line="480" w:lineRule="auto"/>
+        <w:rPr>
+          <w:rFonts w:ascii="Times New Roman" w:hAnsi="Times New Roman" w:cs="Times New Roman"/>
+        </w:rPr>
+      </w:pPr>
+      <w:r>
+        <w:rPr>
+          <w:rFonts w:ascii="Times New Roman" w:hAnsi="Times New Roman" w:cs="Times New Roman"/>
+          <w:b/>
+          <w:bCs/>
+        </w:rPr>
+        <w:t>Prompt/question provided:</w:t>
+      </w:r>
+      <w:r>
+        <w:rPr>
+          <w:rFonts w:ascii="Times New Roman" w:hAnsi="Times New Roman" w:cs="Times New Roman"/>
+        </w:rPr>
+        <w:t xml:space="preserve"> </w:t>
+      </w:r>
+    </w:p>
+    <w:p>
+      <w:pPr>
+        <w:spacing w:line="480" w:lineRule="auto"/>
+        <w:rPr>
+          <w:rFonts w:ascii="Times New Roman" w:hAnsi="Times New Roman" w:cs="Times New Roman"/>
+        </w:rPr>
+      </w:pPr>
+      <w:r>
+        <w:rPr>
+          <w:rFonts w:ascii="Times New Roman" w:hAnsi="Times New Roman" w:cs="Times New Roman"/>
+          <w:b/>
+          <w:bCs/>
+        </w:rPr>
+        <w:t>Summary of the response:</w:t>
+      </w:r>
+      <w:r>
+        <w:rPr>
+          <w:rFonts w:ascii="Times New Roman" w:hAnsi="Times New Roman" w:cs="Times New Roman"/>
+        </w:rPr>
+        <w:t xml:space="preserve"> </w:t>
+      </w:r>
+    </w:p>
+    <w:p>
+      <w:pPr>
+        <w:spacing w:line="480" w:lineRule="auto"/>
+        <w:rPr>
+          <w:rFonts w:ascii="Times New Roman" w:hAnsi="Times New Roman" w:cs="Times New Roman"/>
+        </w:rPr>
+      </w:pPr>
+      <w:r>
+        <w:rPr>
+          <w:rFonts w:ascii="Times New Roman" w:hAnsi="Times New Roman" w:cs="Times New Roman"/>
+          <w:b/>
+          <w:bCs/>
+        </w:rPr>
+        <w:t>How was the response used (directly, modified, discarded)? Explain.</w:t>
+      </w:r>
+    </w:p>
+    <w:p>
+      <w:pPr>
+        <w:spacing w:line="480" w:lineRule="auto"/>
+        <w:rPr>
+          <w:rFonts w:ascii="Times New Roman" w:hAnsi="Times New Roman" w:cs="Times New Roman"/>
+        </w:rPr>
+      </w:pPr>
     </w:p>
     <w:p>
       <w:pPr>

--- a/CSCI 330 Carrier Module One AI Usage Report.docx
+++ b/CSCI 330 Carrier Module One AI Usage Report.docx
@@ -1371,7 +1371,21 @@
         <w:rPr>
           <w:rFonts w:ascii="Times New Roman" w:hAnsi="Times New Roman" w:cs="Times New Roman"/>
         </w:rPr>
-        <w:t xml:space="preserve">you just have to create a file ending with .css. From there, you can </w:t>
+        <w:t>you just have to create a file ending with .</w:t>
+      </w:r>
+      <w:proofErr w:type="spellStart"/>
+      <w:r>
+        <w:rPr>
+          <w:rFonts w:ascii="Times New Roman" w:hAnsi="Times New Roman" w:cs="Times New Roman"/>
+        </w:rPr>
+        <w:t>css</w:t>
+      </w:r>
+      <w:proofErr w:type="spellEnd"/>
+      <w:r>
+        <w:rPr>
+          <w:rFonts w:ascii="Times New Roman" w:hAnsi="Times New Roman" w:cs="Times New Roman"/>
+        </w:rPr>
+        <w:t xml:space="preserve">. From there, you can </w:t>
       </w:r>
       <w:r>
         <w:rPr>
@@ -1881,6 +1895,12 @@
         </w:rPr>
         <w:t xml:space="preserve"> </w:t>
       </w:r>
+      <w:r>
+        <w:rPr>
+          <w:rFonts w:ascii="Times New Roman" w:hAnsi="Times New Roman" w:cs="Times New Roman"/>
+        </w:rPr>
+        <w:t>ChatGPT</w:t>
+      </w:r>
     </w:p>
     <w:p>
       <w:pPr>
@@ -1903,6 +1923,12 @@
         </w:rPr>
         <w:t xml:space="preserve"> </w:t>
       </w:r>
+      <w:r>
+        <w:rPr>
+          <w:rFonts w:ascii="Times New Roman" w:hAnsi="Times New Roman" w:cs="Times New Roman"/>
+        </w:rPr>
+        <w:t>Start adjusting page layout with CSS</w:t>
+      </w:r>
     </w:p>
     <w:p>
       <w:pPr>
@@ -1925,6 +1951,12 @@
         </w:rPr>
         <w:t xml:space="preserve"> </w:t>
       </w:r>
+      <w:r>
+        <w:rPr>
+          <w:rFonts w:ascii="Times New Roman" w:hAnsi="Times New Roman" w:cs="Times New Roman"/>
+        </w:rPr>
+        <w:t>homepage.html, moduleOne.css</w:t>
+      </w:r>
     </w:p>
     <w:p>
       <w:pPr>
@@ -1947,6 +1979,30 @@
         </w:rPr>
         <w:t xml:space="preserve"> </w:t>
       </w:r>
+      <w:r>
+        <w:rPr>
+          <w:rFonts w:ascii="Times New Roman" w:hAnsi="Times New Roman" w:cs="Times New Roman"/>
+        </w:rPr>
+        <w:t xml:space="preserve">I </w:t>
+      </w:r>
+      <w:r>
+        <w:rPr>
+          <w:rFonts w:ascii="Times New Roman" w:hAnsi="Times New Roman" w:cs="Times New Roman"/>
+        </w:rPr>
+        <w:t xml:space="preserve">want to </w:t>
+      </w:r>
+      <w:r>
+        <w:rPr>
+          <w:rFonts w:ascii="Times New Roman" w:hAnsi="Times New Roman" w:cs="Times New Roman"/>
+        </w:rPr>
+        <w:t xml:space="preserve">align my navigation pane </w:t>
+      </w:r>
+      <w:r>
+        <w:rPr>
+          <w:rFonts w:ascii="Times New Roman" w:hAnsi="Times New Roman" w:cs="Times New Roman"/>
+        </w:rPr>
+        <w:t>using a nav element selector since this is the only navigation pane I have across any of my pages</w:t>
+      </w:r>
     </w:p>
     <w:p>
       <w:pPr>
@@ -1969,6 +2025,12 @@
         </w:rPr>
         <w:t xml:space="preserve"> </w:t>
       </w:r>
+      <w:r>
+        <w:rPr>
+          <w:rFonts w:ascii="Times New Roman" w:hAnsi="Times New Roman" w:cs="Times New Roman"/>
+        </w:rPr>
+        <w:t xml:space="preserve">The model agreed with using the nav selector and then suggested some property-value pairs to include for positioning the pane. </w:t>
+      </w:r>
     </w:p>
     <w:p>
       <w:pPr>
@@ -1985,6 +2047,376 @@
         </w:rPr>
         <w:t>How was the response used (directly, modified, discarded)? Explain.</w:t>
       </w:r>
+      <w:r>
+        <w:rPr>
+          <w:rFonts w:ascii="Times New Roman" w:hAnsi="Times New Roman" w:cs="Times New Roman"/>
+          <w:b/>
+          <w:bCs/>
+        </w:rPr>
+        <w:t xml:space="preserve"> </w:t>
+      </w:r>
+      <w:r>
+        <w:rPr>
+          <w:rFonts w:ascii="Times New Roman" w:hAnsi="Times New Roman" w:cs="Times New Roman"/>
+        </w:rPr>
+        <w:t>I tried the suggested property-value pairs, but they did not provide me with the results I desired. I asked the model for additional help (see next entry).</w:t>
+      </w:r>
+    </w:p>
+    <w:p>
+      <w:pPr>
+        <w:rPr>
+          <w:rFonts w:ascii="Times New Roman" w:hAnsi="Times New Roman" w:cs="Times New Roman"/>
+          <w:b/>
+          <w:bCs/>
+        </w:rPr>
+      </w:pPr>
+      <w:r>
+        <w:rPr>
+          <w:rFonts w:ascii="Times New Roman" w:hAnsi="Times New Roman" w:cs="Times New Roman"/>
+          <w:b/>
+          <w:bCs/>
+        </w:rPr>
+        <w:br w:type="page"/>
+      </w:r>
+    </w:p>
+    <w:p>
+      <w:pPr>
+        <w:spacing w:line="480" w:lineRule="auto"/>
+        <w:rPr>
+          <w:rFonts w:ascii="Times New Roman" w:hAnsi="Times New Roman" w:cs="Times New Roman"/>
+        </w:rPr>
+      </w:pPr>
+      <w:r>
+        <w:rPr>
+          <w:rFonts w:ascii="Times New Roman" w:hAnsi="Times New Roman" w:cs="Times New Roman"/>
+          <w:b/>
+          <w:bCs/>
+        </w:rPr>
+        <w:lastRenderedPageBreak/>
+        <w:t>AI Tool used:</w:t>
+      </w:r>
+      <w:r>
+        <w:rPr>
+          <w:rFonts w:ascii="Times New Roman" w:hAnsi="Times New Roman" w:cs="Times New Roman"/>
+        </w:rPr>
+        <w:t xml:space="preserve"> </w:t>
+      </w:r>
+      <w:r>
+        <w:rPr>
+          <w:rFonts w:ascii="Times New Roman" w:hAnsi="Times New Roman" w:cs="Times New Roman"/>
+        </w:rPr>
+        <w:t>ChatGPT</w:t>
+      </w:r>
+    </w:p>
+    <w:p>
+      <w:pPr>
+        <w:spacing w:line="480" w:lineRule="auto"/>
+        <w:rPr>
+          <w:rFonts w:ascii="Times New Roman" w:hAnsi="Times New Roman" w:cs="Times New Roman"/>
+        </w:rPr>
+      </w:pPr>
+      <w:r>
+        <w:rPr>
+          <w:rFonts w:ascii="Times New Roman" w:hAnsi="Times New Roman" w:cs="Times New Roman"/>
+          <w:b/>
+          <w:bCs/>
+        </w:rPr>
+        <w:t>Task being performed:</w:t>
+      </w:r>
+      <w:r>
+        <w:rPr>
+          <w:rFonts w:ascii="Times New Roman" w:hAnsi="Times New Roman" w:cs="Times New Roman"/>
+        </w:rPr>
+        <w:t xml:space="preserve"> </w:t>
+      </w:r>
+      <w:r>
+        <w:rPr>
+          <w:rFonts w:ascii="Times New Roman" w:hAnsi="Times New Roman" w:cs="Times New Roman"/>
+        </w:rPr>
+        <w:t>Moving the navigation pane underneath the header (adjusting layout via CSS)</w:t>
+      </w:r>
+    </w:p>
+    <w:p>
+      <w:pPr>
+        <w:spacing w:line="480" w:lineRule="auto"/>
+        <w:rPr>
+          <w:rFonts w:ascii="Times New Roman" w:hAnsi="Times New Roman" w:cs="Times New Roman"/>
+        </w:rPr>
+      </w:pPr>
+      <w:r>
+        <w:rPr>
+          <w:rFonts w:ascii="Times New Roman" w:hAnsi="Times New Roman" w:cs="Times New Roman"/>
+          <w:b/>
+          <w:bCs/>
+        </w:rPr>
+        <w:t>File associated with task:</w:t>
+      </w:r>
+      <w:r>
+        <w:rPr>
+          <w:rFonts w:ascii="Times New Roman" w:hAnsi="Times New Roman" w:cs="Times New Roman"/>
+        </w:rPr>
+        <w:t xml:space="preserve"> </w:t>
+      </w:r>
+      <w:r>
+        <w:rPr>
+          <w:rFonts w:ascii="Times New Roman" w:hAnsi="Times New Roman" w:cs="Times New Roman"/>
+        </w:rPr>
+        <w:t>moduleOne.css, homepage.html</w:t>
+      </w:r>
+    </w:p>
+    <w:p>
+      <w:pPr>
+        <w:spacing w:line="480" w:lineRule="auto"/>
+        <w:rPr>
+          <w:rFonts w:ascii="Times New Roman" w:hAnsi="Times New Roman" w:cs="Times New Roman"/>
+        </w:rPr>
+      </w:pPr>
+      <w:r>
+        <w:rPr>
+          <w:rFonts w:ascii="Times New Roman" w:hAnsi="Times New Roman" w:cs="Times New Roman"/>
+          <w:b/>
+          <w:bCs/>
+        </w:rPr>
+        <w:t>Prompt/question provided:</w:t>
+      </w:r>
+      <w:r>
+        <w:rPr>
+          <w:rFonts w:ascii="Times New Roman" w:hAnsi="Times New Roman" w:cs="Times New Roman"/>
+        </w:rPr>
+        <w:t xml:space="preserve"> </w:t>
+      </w:r>
+      <w:r>
+        <w:rPr>
+          <w:rFonts w:ascii="Times New Roman" w:hAnsi="Times New Roman" w:cs="Times New Roman"/>
+        </w:rPr>
+        <w:t xml:space="preserve">I </w:t>
+      </w:r>
+      <w:r>
+        <w:rPr>
+          <w:rFonts w:ascii="Times New Roman" w:hAnsi="Times New Roman" w:cs="Times New Roman"/>
+        </w:rPr>
+        <w:t>need the navigation pane to be underneath my header, right now it is on top of the header</w:t>
+      </w:r>
+    </w:p>
+    <w:p>
+      <w:pPr>
+        <w:spacing w:line="480" w:lineRule="auto"/>
+        <w:rPr>
+          <w:rFonts w:ascii="Times New Roman" w:hAnsi="Times New Roman" w:cs="Times New Roman"/>
+        </w:rPr>
+      </w:pPr>
+      <w:r>
+        <w:rPr>
+          <w:rFonts w:ascii="Times New Roman" w:hAnsi="Times New Roman" w:cs="Times New Roman"/>
+          <w:b/>
+          <w:bCs/>
+        </w:rPr>
+        <w:t>Summary of the response:</w:t>
+      </w:r>
+      <w:r>
+        <w:rPr>
+          <w:rFonts w:ascii="Times New Roman" w:hAnsi="Times New Roman" w:cs="Times New Roman"/>
+        </w:rPr>
+        <w:t xml:space="preserve"> </w:t>
+      </w:r>
+      <w:r>
+        <w:rPr>
+          <w:rFonts w:ascii="Times New Roman" w:hAnsi="Times New Roman" w:cs="Times New Roman"/>
+        </w:rPr>
+        <w:t>The model suggested using a fixed top value in my nav selector to make sure the pane is always directed underneath the header (assuming the top value is equal to the value I set for my header height).</w:t>
+      </w:r>
+    </w:p>
+    <w:p>
+      <w:pPr>
+        <w:spacing w:line="480" w:lineRule="auto"/>
+        <w:rPr>
+          <w:rFonts w:ascii="Times New Roman" w:hAnsi="Times New Roman" w:cs="Times New Roman"/>
+        </w:rPr>
+      </w:pPr>
+      <w:r>
+        <w:rPr>
+          <w:rFonts w:ascii="Times New Roman" w:hAnsi="Times New Roman" w:cs="Times New Roman"/>
+          <w:b/>
+          <w:bCs/>
+        </w:rPr>
+        <w:t>How was the response used (directly, modified, discarded)? Explain.</w:t>
+      </w:r>
+      <w:r>
+        <w:rPr>
+          <w:rFonts w:ascii="Times New Roman" w:hAnsi="Times New Roman" w:cs="Times New Roman"/>
+          <w:b/>
+          <w:bCs/>
+        </w:rPr>
+        <w:t xml:space="preserve"> </w:t>
+      </w:r>
+      <w:r>
+        <w:rPr>
+          <w:rFonts w:ascii="Times New Roman" w:hAnsi="Times New Roman" w:cs="Times New Roman"/>
+        </w:rPr>
+        <w:t xml:space="preserve">I used this response to mess around with my CSS some more and </w:t>
+      </w:r>
+      <w:r>
+        <w:rPr>
+          <w:rFonts w:ascii="Times New Roman" w:hAnsi="Times New Roman" w:cs="Times New Roman"/>
+        </w:rPr>
+        <w:t xml:space="preserve">position my navigation pane until I got more comfortable with the way it looked and the property-value pairs I used to achieve it. </w:t>
+      </w:r>
+    </w:p>
+    <w:p>
+      <w:pPr>
+        <w:rPr>
+          <w:rFonts w:ascii="Times New Roman" w:hAnsi="Times New Roman" w:cs="Times New Roman"/>
+        </w:rPr>
+      </w:pPr>
+      <w:r>
+        <w:rPr>
+          <w:rFonts w:ascii="Times New Roman" w:hAnsi="Times New Roman" w:cs="Times New Roman"/>
+        </w:rPr>
+        <w:br w:type="page"/>
+      </w:r>
+    </w:p>
+    <w:p>
+      <w:pPr>
+        <w:spacing w:line="480" w:lineRule="auto"/>
+        <w:rPr>
+          <w:rFonts w:ascii="Times New Roman" w:hAnsi="Times New Roman" w:cs="Times New Roman"/>
+        </w:rPr>
+      </w:pPr>
+      <w:r>
+        <w:rPr>
+          <w:rFonts w:ascii="Times New Roman" w:hAnsi="Times New Roman" w:cs="Times New Roman"/>
+          <w:b/>
+          <w:bCs/>
+        </w:rPr>
+        <w:lastRenderedPageBreak/>
+        <w:t>AI Tool used:</w:t>
+      </w:r>
+      <w:r>
+        <w:rPr>
+          <w:rFonts w:ascii="Times New Roman" w:hAnsi="Times New Roman" w:cs="Times New Roman"/>
+        </w:rPr>
+        <w:t xml:space="preserve"> </w:t>
+      </w:r>
+    </w:p>
+    <w:p>
+      <w:pPr>
+        <w:spacing w:line="480" w:lineRule="auto"/>
+        <w:rPr>
+          <w:rFonts w:ascii="Times New Roman" w:hAnsi="Times New Roman" w:cs="Times New Roman"/>
+        </w:rPr>
+      </w:pPr>
+      <w:r>
+        <w:rPr>
+          <w:rFonts w:ascii="Times New Roman" w:hAnsi="Times New Roman" w:cs="Times New Roman"/>
+          <w:b/>
+          <w:bCs/>
+        </w:rPr>
+        <w:t>Task being performed:</w:t>
+      </w:r>
+      <w:r>
+        <w:rPr>
+          <w:rFonts w:ascii="Times New Roman" w:hAnsi="Times New Roman" w:cs="Times New Roman"/>
+        </w:rPr>
+        <w:t xml:space="preserve"> </w:t>
+      </w:r>
+    </w:p>
+    <w:p>
+      <w:pPr>
+        <w:spacing w:line="480" w:lineRule="auto"/>
+        <w:rPr>
+          <w:rFonts w:ascii="Times New Roman" w:hAnsi="Times New Roman" w:cs="Times New Roman"/>
+        </w:rPr>
+      </w:pPr>
+      <w:r>
+        <w:rPr>
+          <w:rFonts w:ascii="Times New Roman" w:hAnsi="Times New Roman" w:cs="Times New Roman"/>
+          <w:b/>
+          <w:bCs/>
+        </w:rPr>
+        <w:t>File associated with task:</w:t>
+      </w:r>
+      <w:r>
+        <w:rPr>
+          <w:rFonts w:ascii="Times New Roman" w:hAnsi="Times New Roman" w:cs="Times New Roman"/>
+        </w:rPr>
+        <w:t xml:space="preserve"> </w:t>
+      </w:r>
+    </w:p>
+    <w:p>
+      <w:pPr>
+        <w:spacing w:line="480" w:lineRule="auto"/>
+        <w:rPr>
+          <w:rFonts w:ascii="Times New Roman" w:hAnsi="Times New Roman" w:cs="Times New Roman"/>
+        </w:rPr>
+      </w:pPr>
+      <w:r>
+        <w:rPr>
+          <w:rFonts w:ascii="Times New Roman" w:hAnsi="Times New Roman" w:cs="Times New Roman"/>
+          <w:b/>
+          <w:bCs/>
+        </w:rPr>
+        <w:t>Prompt/question provided:</w:t>
+      </w:r>
+      <w:r>
+        <w:rPr>
+          <w:rFonts w:ascii="Times New Roman" w:hAnsi="Times New Roman" w:cs="Times New Roman"/>
+        </w:rPr>
+        <w:t xml:space="preserve"> </w:t>
+      </w:r>
+    </w:p>
+    <w:p>
+      <w:pPr>
+        <w:spacing w:line="480" w:lineRule="auto"/>
+        <w:rPr>
+          <w:rFonts w:ascii="Times New Roman" w:hAnsi="Times New Roman" w:cs="Times New Roman"/>
+        </w:rPr>
+      </w:pPr>
+      <w:r>
+        <w:rPr>
+          <w:rFonts w:ascii="Times New Roman" w:hAnsi="Times New Roman" w:cs="Times New Roman"/>
+          <w:b/>
+          <w:bCs/>
+        </w:rPr>
+        <w:t>Summary of the response:</w:t>
+      </w:r>
+      <w:r>
+        <w:rPr>
+          <w:rFonts w:ascii="Times New Roman" w:hAnsi="Times New Roman" w:cs="Times New Roman"/>
+        </w:rPr>
+        <w:t xml:space="preserve"> </w:t>
+      </w:r>
+    </w:p>
+    <w:p>
+      <w:pPr>
+        <w:spacing w:line="480" w:lineRule="auto"/>
+        <w:rPr>
+          <w:rFonts w:ascii="Times New Roman" w:hAnsi="Times New Roman" w:cs="Times New Roman"/>
+        </w:rPr>
+      </w:pPr>
+      <w:r>
+        <w:rPr>
+          <w:rFonts w:ascii="Times New Roman" w:hAnsi="Times New Roman" w:cs="Times New Roman"/>
+          <w:b/>
+          <w:bCs/>
+        </w:rPr>
+        <w:t>How was the response used (directly, modified, discarded)? Explain.</w:t>
+      </w:r>
+    </w:p>
+    <w:p>
+      <w:pPr>
+        <w:spacing w:line="480" w:lineRule="auto"/>
+        <w:rPr>
+          <w:rFonts w:ascii="Times New Roman" w:hAnsi="Times New Roman" w:cs="Times New Roman"/>
+        </w:rPr>
+      </w:pPr>
+    </w:p>
+    <w:p>
+      <w:pPr>
+        <w:spacing w:line="480" w:lineRule="auto"/>
+        <w:rPr>
+          <w:rFonts w:ascii="Times New Roman" w:hAnsi="Times New Roman" w:cs="Times New Roman"/>
+        </w:rPr>
+      </w:pPr>
     </w:p>
     <w:p>
       <w:pPr>

--- a/CSCI 330 Carrier Module One AI Usage Report.docx
+++ b/CSCI 330 Carrier Module One AI Usage Report.docx
@@ -1371,21 +1371,7 @@
         <w:rPr>
           <w:rFonts w:ascii="Times New Roman" w:hAnsi="Times New Roman" w:cs="Times New Roman"/>
         </w:rPr>
-        <w:t>you just have to create a file ending with .</w:t>
-      </w:r>
-      <w:proofErr w:type="spellStart"/>
-      <w:r>
-        <w:rPr>
-          <w:rFonts w:ascii="Times New Roman" w:hAnsi="Times New Roman" w:cs="Times New Roman"/>
-        </w:rPr>
-        <w:t>css</w:t>
-      </w:r>
-      <w:proofErr w:type="spellEnd"/>
-      <w:r>
-        <w:rPr>
-          <w:rFonts w:ascii="Times New Roman" w:hAnsi="Times New Roman" w:cs="Times New Roman"/>
-        </w:rPr>
-        <w:t xml:space="preserve">. From there, you can </w:t>
+        <w:t xml:space="preserve">you just have to create a file ending with .css. From there, you can </w:t>
       </w:r>
       <w:r>
         <w:rPr>
@@ -2297,6 +2283,12 @@
         </w:rPr>
         <w:t xml:space="preserve"> </w:t>
       </w:r>
+      <w:r>
+        <w:rPr>
+          <w:rFonts w:ascii="Times New Roman" w:hAnsi="Times New Roman" w:cs="Times New Roman"/>
+        </w:rPr>
+        <w:t>ChatGPT</w:t>
+      </w:r>
     </w:p>
     <w:p>
       <w:pPr>
@@ -2319,6 +2311,18 @@
         </w:rPr>
         <w:t xml:space="preserve"> </w:t>
       </w:r>
+      <w:r>
+        <w:rPr>
+          <w:rFonts w:ascii="Times New Roman" w:hAnsi="Times New Roman" w:cs="Times New Roman"/>
+        </w:rPr>
+        <w:t xml:space="preserve">adjusting </w:t>
+      </w:r>
+      <w:r>
+        <w:rPr>
+          <w:rFonts w:ascii="Times New Roman" w:hAnsi="Times New Roman" w:cs="Times New Roman"/>
+        </w:rPr>
+        <w:t>position of navigation pane</w:t>
+      </w:r>
     </w:p>
     <w:p>
       <w:pPr>
@@ -2341,6 +2345,18 @@
         </w:rPr>
         <w:t xml:space="preserve"> </w:t>
       </w:r>
+      <w:r>
+        <w:rPr>
+          <w:rFonts w:ascii="Times New Roman" w:hAnsi="Times New Roman" w:cs="Times New Roman"/>
+        </w:rPr>
+        <w:t xml:space="preserve">moduleOne.css, </w:t>
+      </w:r>
+      <w:r>
+        <w:rPr>
+          <w:rFonts w:ascii="Times New Roman" w:hAnsi="Times New Roman" w:cs="Times New Roman"/>
+        </w:rPr>
+        <w:t>homepage.html</w:t>
+      </w:r>
     </w:p>
     <w:p>
       <w:pPr>
@@ -2363,6 +2379,18 @@
         </w:rPr>
         <w:t xml:space="preserve"> </w:t>
       </w:r>
+      <w:r>
+        <w:rPr>
+          <w:rFonts w:ascii="Times New Roman" w:hAnsi="Times New Roman" w:cs="Times New Roman"/>
+        </w:rPr>
+        <w:t xml:space="preserve">I </w:t>
+      </w:r>
+      <w:r>
+        <w:rPr>
+          <w:rFonts w:ascii="Times New Roman" w:hAnsi="Times New Roman" w:cs="Times New Roman"/>
+        </w:rPr>
+        <w:t>can't get my "main" content to be at the same height as my nav pane. I want both to start right beneath the header, with the nav pane on the left and my main right beside the pane</w:t>
+      </w:r>
     </w:p>
     <w:p>
       <w:pPr>
@@ -2385,6 +2413,18 @@
         </w:rPr>
         <w:t xml:space="preserve"> </w:t>
       </w:r>
+      <w:r>
+        <w:rPr>
+          <w:rFonts w:ascii="Times New Roman" w:hAnsi="Times New Roman" w:cs="Times New Roman"/>
+        </w:rPr>
+        <w:t xml:space="preserve">The model suggested I use </w:t>
+      </w:r>
+      <w:r>
+        <w:rPr>
+          <w:rFonts w:ascii="Times New Roman" w:hAnsi="Times New Roman" w:cs="Times New Roman"/>
+        </w:rPr>
+        <w:t xml:space="preserve">the float property to allow the other content to flow beside the navigation pane. </w:t>
+      </w:r>
     </w:p>
     <w:p>
       <w:pPr>
@@ -2401,6 +2441,448 @@
         </w:rPr>
         <w:t>How was the response used (directly, modified, discarded)? Explain.</w:t>
       </w:r>
+      <w:r>
+        <w:rPr>
+          <w:rFonts w:ascii="Times New Roman" w:hAnsi="Times New Roman" w:cs="Times New Roman"/>
+          <w:b/>
+          <w:bCs/>
+        </w:rPr>
+        <w:t xml:space="preserve"> </w:t>
+      </w:r>
+      <w:r>
+        <w:rPr>
+          <w:rFonts w:ascii="Times New Roman" w:hAnsi="Times New Roman" w:cs="Times New Roman"/>
+        </w:rPr>
+        <w:t xml:space="preserve">I added the float property into my CSS under the </w:t>
+      </w:r>
+      <w:r>
+        <w:rPr>
+          <w:rFonts w:ascii="Times New Roman" w:hAnsi="Times New Roman" w:cs="Times New Roman"/>
+        </w:rPr>
+        <w:t>nav selectors.</w:t>
+      </w:r>
+    </w:p>
+    <w:p>
+      <w:pPr>
+        <w:rPr>
+          <w:rFonts w:ascii="Times New Roman" w:hAnsi="Times New Roman" w:cs="Times New Roman"/>
+          <w:b/>
+          <w:bCs/>
+        </w:rPr>
+      </w:pPr>
+      <w:r>
+        <w:rPr>
+          <w:rFonts w:ascii="Times New Roman" w:hAnsi="Times New Roman" w:cs="Times New Roman"/>
+          <w:b/>
+          <w:bCs/>
+        </w:rPr>
+        <w:br w:type="page"/>
+      </w:r>
+    </w:p>
+    <w:p>
+      <w:pPr>
+        <w:spacing w:line="480" w:lineRule="auto"/>
+        <w:rPr>
+          <w:rFonts w:ascii="Times New Roman" w:hAnsi="Times New Roman" w:cs="Times New Roman"/>
+        </w:rPr>
+      </w:pPr>
+      <w:r>
+        <w:rPr>
+          <w:rFonts w:ascii="Times New Roman" w:hAnsi="Times New Roman" w:cs="Times New Roman"/>
+          <w:b/>
+          <w:bCs/>
+        </w:rPr>
+        <w:lastRenderedPageBreak/>
+        <w:t>AI Tool used:</w:t>
+      </w:r>
+      <w:r>
+        <w:rPr>
+          <w:rFonts w:ascii="Times New Roman" w:hAnsi="Times New Roman" w:cs="Times New Roman"/>
+        </w:rPr>
+        <w:t xml:space="preserve"> </w:t>
+      </w:r>
+      <w:r>
+        <w:rPr>
+          <w:rFonts w:ascii="Times New Roman" w:hAnsi="Times New Roman" w:cs="Times New Roman"/>
+        </w:rPr>
+        <w:t>ChatGPT</w:t>
+      </w:r>
+    </w:p>
+    <w:p>
+      <w:pPr>
+        <w:spacing w:line="480" w:lineRule="auto"/>
+        <w:rPr>
+          <w:rFonts w:ascii="Times New Roman" w:hAnsi="Times New Roman" w:cs="Times New Roman"/>
+        </w:rPr>
+      </w:pPr>
+      <w:r>
+        <w:rPr>
+          <w:rFonts w:ascii="Times New Roman" w:hAnsi="Times New Roman" w:cs="Times New Roman"/>
+          <w:b/>
+          <w:bCs/>
+        </w:rPr>
+        <w:t>Task being performed:</w:t>
+      </w:r>
+      <w:r>
+        <w:rPr>
+          <w:rFonts w:ascii="Times New Roman" w:hAnsi="Times New Roman" w:cs="Times New Roman"/>
+        </w:rPr>
+        <w:t xml:space="preserve"> </w:t>
+      </w:r>
+      <w:r>
+        <w:rPr>
+          <w:rFonts w:ascii="Times New Roman" w:hAnsi="Times New Roman" w:cs="Times New Roman"/>
+        </w:rPr>
+        <w:t>still adjusting my navigation pane</w:t>
+      </w:r>
+    </w:p>
+    <w:p>
+      <w:pPr>
+        <w:spacing w:line="480" w:lineRule="auto"/>
+        <w:rPr>
+          <w:rFonts w:ascii="Times New Roman" w:hAnsi="Times New Roman" w:cs="Times New Roman"/>
+        </w:rPr>
+      </w:pPr>
+      <w:r>
+        <w:rPr>
+          <w:rFonts w:ascii="Times New Roman" w:hAnsi="Times New Roman" w:cs="Times New Roman"/>
+          <w:b/>
+          <w:bCs/>
+        </w:rPr>
+        <w:t>File associated with task:</w:t>
+      </w:r>
+      <w:r>
+        <w:rPr>
+          <w:rFonts w:ascii="Times New Roman" w:hAnsi="Times New Roman" w:cs="Times New Roman"/>
+        </w:rPr>
+        <w:t xml:space="preserve"> </w:t>
+      </w:r>
+      <w:r>
+        <w:rPr>
+          <w:rFonts w:ascii="Times New Roman" w:hAnsi="Times New Roman" w:cs="Times New Roman"/>
+        </w:rPr>
+        <w:t>moduleOne.css, homepage.html</w:t>
+      </w:r>
+    </w:p>
+    <w:p>
+      <w:pPr>
+        <w:spacing w:line="480" w:lineRule="auto"/>
+        <w:rPr>
+          <w:rFonts w:ascii="Times New Roman" w:hAnsi="Times New Roman" w:cs="Times New Roman"/>
+        </w:rPr>
+      </w:pPr>
+      <w:r>
+        <w:rPr>
+          <w:rFonts w:ascii="Times New Roman" w:hAnsi="Times New Roman" w:cs="Times New Roman"/>
+          <w:b/>
+          <w:bCs/>
+        </w:rPr>
+        <w:t>Prompt/question provided:</w:t>
+      </w:r>
+      <w:r>
+        <w:rPr>
+          <w:rFonts w:ascii="Times New Roman" w:hAnsi="Times New Roman" w:cs="Times New Roman"/>
+        </w:rPr>
+        <w:t xml:space="preserve"> </w:t>
+      </w:r>
+      <w:r>
+        <w:rPr>
+          <w:rFonts w:ascii="Times New Roman" w:hAnsi="Times New Roman" w:cs="Times New Roman"/>
+        </w:rPr>
+        <w:t>T</w:t>
+      </w:r>
+      <w:r>
+        <w:rPr>
+          <w:rFonts w:ascii="Times New Roman" w:hAnsi="Times New Roman" w:cs="Times New Roman"/>
+        </w:rPr>
+        <w:t>hat’s</w:t>
+      </w:r>
+      <w:r>
+        <w:rPr>
+          <w:rFonts w:ascii="Times New Roman" w:hAnsi="Times New Roman" w:cs="Times New Roman"/>
+        </w:rPr>
+        <w:t xml:space="preserve"> closer, but they still aren't exactly at the same height. I want the first piece of the nav pane to be in line with the first piece of the content in main. </w:t>
+      </w:r>
+      <w:r>
+        <w:rPr>
+          <w:rFonts w:ascii="Times New Roman" w:hAnsi="Times New Roman" w:cs="Times New Roman"/>
+        </w:rPr>
+        <w:t>I</w:t>
+      </w:r>
+      <w:r>
+        <w:rPr>
+          <w:rFonts w:ascii="Times New Roman" w:hAnsi="Times New Roman" w:cs="Times New Roman"/>
+        </w:rPr>
+        <w:t xml:space="preserve"> thought setting their top properties to the same value would fix this, but that didn't help</w:t>
+      </w:r>
+    </w:p>
+    <w:p>
+      <w:pPr>
+        <w:spacing w:line="480" w:lineRule="auto"/>
+        <w:rPr>
+          <w:rFonts w:ascii="Times New Roman" w:hAnsi="Times New Roman" w:cs="Times New Roman"/>
+        </w:rPr>
+      </w:pPr>
+      <w:r>
+        <w:rPr>
+          <w:rFonts w:ascii="Times New Roman" w:hAnsi="Times New Roman" w:cs="Times New Roman"/>
+          <w:b/>
+          <w:bCs/>
+        </w:rPr>
+        <w:t>Summary of the response:</w:t>
+      </w:r>
+      <w:r>
+        <w:rPr>
+          <w:rFonts w:ascii="Times New Roman" w:hAnsi="Times New Roman" w:cs="Times New Roman"/>
+        </w:rPr>
+        <w:t xml:space="preserve"> </w:t>
+      </w:r>
+      <w:r>
+        <w:rPr>
+          <w:rFonts w:ascii="Times New Roman" w:hAnsi="Times New Roman" w:cs="Times New Roman"/>
+        </w:rPr>
+        <w:t xml:space="preserve">The model pointed out that heading tags can sometimes throw off the top margins since they come with a default value. It suggested I fix this by </w:t>
+      </w:r>
+      <w:r>
+        <w:rPr>
+          <w:rFonts w:ascii="Times New Roman" w:hAnsi="Times New Roman" w:cs="Times New Roman"/>
+        </w:rPr>
+        <w:t xml:space="preserve">using a </w:t>
+      </w:r>
+      <w:r>
+        <w:rPr>
+          <w:rFonts w:ascii="Times New Roman" w:hAnsi="Times New Roman" w:cs="Times New Roman"/>
+        </w:rPr>
+        <w:t>descendant</w:t>
+      </w:r>
+      <w:r>
+        <w:rPr>
+          <w:rFonts w:ascii="Times New Roman" w:hAnsi="Times New Roman" w:cs="Times New Roman"/>
+        </w:rPr>
+        <w:t xml:space="preserve"> selector</w:t>
+      </w:r>
+      <w:r>
+        <w:rPr>
+          <w:rFonts w:ascii="Times New Roman" w:hAnsi="Times New Roman" w:cs="Times New Roman"/>
+        </w:rPr>
+        <w:t xml:space="preserve"> to set the top margin for all header elements in the main tags </w:t>
+      </w:r>
+      <w:r>
+        <w:rPr>
+          <w:rFonts w:ascii="Times New Roman" w:hAnsi="Times New Roman" w:cs="Times New Roman"/>
+        </w:rPr>
+        <w:t xml:space="preserve">to 0. </w:t>
+      </w:r>
+      <w:r>
+        <w:rPr>
+          <w:rFonts w:ascii="Times New Roman" w:hAnsi="Times New Roman" w:cs="Times New Roman"/>
+        </w:rPr>
+        <w:t xml:space="preserve"> </w:t>
+      </w:r>
+    </w:p>
+    <w:p>
+      <w:pPr>
+        <w:spacing w:line="480" w:lineRule="auto"/>
+        <w:rPr>
+          <w:rFonts w:ascii="Times New Roman" w:hAnsi="Times New Roman" w:cs="Times New Roman"/>
+        </w:rPr>
+      </w:pPr>
+      <w:r>
+        <w:rPr>
+          <w:rFonts w:ascii="Times New Roman" w:hAnsi="Times New Roman" w:cs="Times New Roman"/>
+          <w:b/>
+          <w:bCs/>
+        </w:rPr>
+        <w:t>How was the response used (directly, modified, discarded)? Explain.</w:t>
+      </w:r>
+      <w:r>
+        <w:rPr>
+          <w:rFonts w:ascii="Times New Roman" w:hAnsi="Times New Roman" w:cs="Times New Roman"/>
+          <w:b/>
+          <w:bCs/>
+        </w:rPr>
+        <w:t xml:space="preserve"> </w:t>
+      </w:r>
+      <w:r>
+        <w:rPr>
+          <w:rFonts w:ascii="Times New Roman" w:hAnsi="Times New Roman" w:cs="Times New Roman"/>
+        </w:rPr>
+        <w:t xml:space="preserve">I changed my headings in my html files to all be the same within the main tags, and then I used a descendant selector to </w:t>
+      </w:r>
+      <w:r>
+        <w:rPr>
+          <w:rFonts w:ascii="Times New Roman" w:hAnsi="Times New Roman" w:cs="Times New Roman"/>
+        </w:rPr>
+        <w:t>restrict their top margins.</w:t>
+      </w:r>
+    </w:p>
+    <w:p>
+      <w:pPr>
+        <w:rPr>
+          <w:rFonts w:ascii="Times New Roman" w:hAnsi="Times New Roman" w:cs="Times New Roman"/>
+          <w:b/>
+          <w:bCs/>
+        </w:rPr>
+      </w:pPr>
+      <w:r>
+        <w:rPr>
+          <w:rFonts w:ascii="Times New Roman" w:hAnsi="Times New Roman" w:cs="Times New Roman"/>
+          <w:b/>
+          <w:bCs/>
+        </w:rPr>
+        <w:br w:type="page"/>
+      </w:r>
+    </w:p>
+    <w:p>
+      <w:pPr>
+        <w:spacing w:line="480" w:lineRule="auto"/>
+        <w:rPr>
+          <w:rFonts w:ascii="Times New Roman" w:hAnsi="Times New Roman" w:cs="Times New Roman"/>
+        </w:rPr>
+      </w:pPr>
+      <w:r>
+        <w:rPr>
+          <w:rFonts w:ascii="Times New Roman" w:hAnsi="Times New Roman" w:cs="Times New Roman"/>
+          <w:b/>
+          <w:bCs/>
+        </w:rPr>
+        <w:lastRenderedPageBreak/>
+        <w:t>AI Tool used:</w:t>
+      </w:r>
+      <w:r>
+        <w:rPr>
+          <w:rFonts w:ascii="Times New Roman" w:hAnsi="Times New Roman" w:cs="Times New Roman"/>
+        </w:rPr>
+        <w:t xml:space="preserve"> </w:t>
+      </w:r>
+    </w:p>
+    <w:p>
+      <w:pPr>
+        <w:spacing w:line="480" w:lineRule="auto"/>
+        <w:rPr>
+          <w:rFonts w:ascii="Times New Roman" w:hAnsi="Times New Roman" w:cs="Times New Roman"/>
+        </w:rPr>
+      </w:pPr>
+      <w:r>
+        <w:rPr>
+          <w:rFonts w:ascii="Times New Roman" w:hAnsi="Times New Roman" w:cs="Times New Roman"/>
+          <w:b/>
+          <w:bCs/>
+        </w:rPr>
+        <w:t>Task being performed:</w:t>
+      </w:r>
+      <w:r>
+        <w:rPr>
+          <w:rFonts w:ascii="Times New Roman" w:hAnsi="Times New Roman" w:cs="Times New Roman"/>
+        </w:rPr>
+        <w:t xml:space="preserve"> </w:t>
+      </w:r>
+    </w:p>
+    <w:p>
+      <w:pPr>
+        <w:spacing w:line="480" w:lineRule="auto"/>
+        <w:rPr>
+          <w:rFonts w:ascii="Times New Roman" w:hAnsi="Times New Roman" w:cs="Times New Roman"/>
+        </w:rPr>
+      </w:pPr>
+      <w:r>
+        <w:rPr>
+          <w:rFonts w:ascii="Times New Roman" w:hAnsi="Times New Roman" w:cs="Times New Roman"/>
+          <w:b/>
+          <w:bCs/>
+        </w:rPr>
+        <w:t>File associated with task:</w:t>
+      </w:r>
+      <w:r>
+        <w:rPr>
+          <w:rFonts w:ascii="Times New Roman" w:hAnsi="Times New Roman" w:cs="Times New Roman"/>
+        </w:rPr>
+        <w:t xml:space="preserve"> </w:t>
+      </w:r>
+    </w:p>
+    <w:p>
+      <w:pPr>
+        <w:spacing w:line="480" w:lineRule="auto"/>
+        <w:rPr>
+          <w:rFonts w:ascii="Times New Roman" w:hAnsi="Times New Roman" w:cs="Times New Roman"/>
+        </w:rPr>
+      </w:pPr>
+      <w:r>
+        <w:rPr>
+          <w:rFonts w:ascii="Times New Roman" w:hAnsi="Times New Roman" w:cs="Times New Roman"/>
+          <w:b/>
+          <w:bCs/>
+        </w:rPr>
+        <w:t>Prompt/question provided:</w:t>
+      </w:r>
+      <w:r>
+        <w:rPr>
+          <w:rFonts w:ascii="Times New Roman" w:hAnsi="Times New Roman" w:cs="Times New Roman"/>
+        </w:rPr>
+        <w:t xml:space="preserve"> </w:t>
+      </w:r>
+    </w:p>
+    <w:p>
+      <w:pPr>
+        <w:spacing w:line="480" w:lineRule="auto"/>
+        <w:rPr>
+          <w:rFonts w:ascii="Times New Roman" w:hAnsi="Times New Roman" w:cs="Times New Roman"/>
+        </w:rPr>
+      </w:pPr>
+      <w:r>
+        <w:rPr>
+          <w:rFonts w:ascii="Times New Roman" w:hAnsi="Times New Roman" w:cs="Times New Roman"/>
+          <w:b/>
+          <w:bCs/>
+        </w:rPr>
+        <w:t>Summary of the response:</w:t>
+      </w:r>
+      <w:r>
+        <w:rPr>
+          <w:rFonts w:ascii="Times New Roman" w:hAnsi="Times New Roman" w:cs="Times New Roman"/>
+        </w:rPr>
+        <w:t xml:space="preserve"> </w:t>
+      </w:r>
+    </w:p>
+    <w:p>
+      <w:pPr>
+        <w:spacing w:line="480" w:lineRule="auto"/>
+        <w:rPr>
+          <w:rFonts w:ascii="Times New Roman" w:hAnsi="Times New Roman" w:cs="Times New Roman"/>
+        </w:rPr>
+      </w:pPr>
+      <w:r>
+        <w:rPr>
+          <w:rFonts w:ascii="Times New Roman" w:hAnsi="Times New Roman" w:cs="Times New Roman"/>
+          <w:b/>
+          <w:bCs/>
+        </w:rPr>
+        <w:t>How was the response used (directly, modified, discarded)? Explain.</w:t>
+      </w:r>
+      <w:r>
+        <w:rPr>
+          <w:rFonts w:ascii="Times New Roman" w:hAnsi="Times New Roman" w:cs="Times New Roman"/>
+          <w:b/>
+          <w:bCs/>
+        </w:rPr>
+        <w:t xml:space="preserve"> </w:t>
+      </w:r>
+    </w:p>
+    <w:p>
+      <w:pPr>
+        <w:spacing w:line="480" w:lineRule="auto"/>
+        <w:rPr>
+          <w:rFonts w:ascii="Times New Roman" w:hAnsi="Times New Roman" w:cs="Times New Roman"/>
+        </w:rPr>
+      </w:pPr>
+    </w:p>
+    <w:p>
+      <w:pPr>
+        <w:spacing w:line="480" w:lineRule="auto"/>
+        <w:rPr>
+          <w:rFonts w:ascii="Times New Roman" w:hAnsi="Times New Roman" w:cs="Times New Roman"/>
+        </w:rPr>
+      </w:pPr>
     </w:p>
     <w:p>
       <w:pPr>
